--- a/pr-preview/pr-231/chapters/conciseness-tracked-changes.docx
+++ b/pr-preview/pr-231/chapters/conciseness-tracked-changes.docx
@@ -26,7 +26,7 @@
       </w:pPr>
       <w:ins w:id="2" w:author="PR Preview" w:date="2026-01-01T00:00:00Z">
         <w:r>
-          <w:t xml:space="preserve">Last modified: 2026-10-16 03:46:06 (PDT)</w:t>
+          <w:t xml:space="preserve">Last modified: 2026-10-16 03:53:51 (PDT)</w:t>
         </w:r>
       </w:ins>
     </w:p>

--- a/pr-preview/pr-231/chapters/conciseness-tracked-changes.docx
+++ b/pr-preview/pr-231/chapters/conciseness-tracked-changes.docx
@@ -16,7 +16,7 @@
       </w:pPr>
       <w:del w:id="1" w:author="PR Preview" w:date="2026-01-01T00:00:00Z">
         <w:r>
-          <w:delText xml:space="preserve">Last modified: 2026-10-16 03:42:31 (PDT)</w:delText>
+          <w:delText xml:space="preserve">Last modified: 2026-10-16 04:14:45 (PDT)</w:delText>
         </w:r>
       </w:del>
     </w:p>
@@ -26,7 +26,7 @@
       </w:pPr>
       <w:ins w:id="2" w:author="PR Preview" w:date="2026-01-01T00:00:00Z">
         <w:r>
-          <w:t xml:space="preserve">Last modified: 2026-10-16 03:53:51 (PDT)</w:t>
+          <w:t xml:space="preserve">Last modified: 2026-10-16 04:19:44 (PDT)</w:t>
         </w:r>
       </w:ins>
     </w:p>
@@ -1049,7 +1049,7 @@
       </w:r>
     </w:p>
     <w:bookmarkEnd w:id="16"/>
-    <w:bookmarkStart w:id="17" w:name="write-about-the-ideas-not-the-document"/>
+    <w:bookmarkStart w:id="18" w:name="write-about-the-ideas-not-the-document"/>
     <w:p>
       <w:pPr>
         <w:pStyle w:val="Heading2"/>
@@ -1076,7 +1076,7 @@
       </w:pPr>
       <w:ins w:id="5" w:author="PR Preview" w:date="2026-01-01T00:00:00Z">
         <w:r>
-          <w:t xml:space="preserve">Explain the concept, and link to the place that defines it inside the sentence that uses it.</w:t>
+          <w:t xml:space="preserve">A sentence about which part of the document holds a definition adds no content.</w:t>
         </w:r>
       </w:ins>
       <w:ins w:id="6" w:author="PR Preview" w:date="2026-01-01T00:00:00Z">
@@ -1086,7 +1086,7 @@
       </w:ins>
       <w:ins w:id="7" w:author="PR Preview" w:date="2026-01-01T00:00:00Z">
         <w:r>
-          <w:t xml:space="preserve">Do not write a sentence about which part of the document holds what.</w:t>
+          <w:t xml:space="preserve">State the idea and link the term, as</w:t>
         </w:r>
       </w:ins>
       <w:ins w:id="8" w:author="PR Preview" w:date="2026-01-01T00:00:00Z">
@@ -1094,11 +1094,16 @@
           <w:t xml:space="preserve"> </w:t>
         </w:r>
       </w:ins>
-      <w:ins w:id="9" w:author="PR Preview" w:date="2026-01-01T00:00:00Z">
-        <w:r>
-          <w:t xml:space="preserve">Sentences such as</w:t>
-        </w:r>
-      </w:ins>
+      <w:hyperlink r:id="rId17">
+        <w:ins w:id="9" w:author="PR Preview" w:date="2026-01-01T00:00:00Z">
+          <w:r>
+            <w:rPr>
+              <w:rStyle w:val="Hyperlink"/>
+            </w:rPr>
+            <w:t xml:space="preserve">Talk about the ideas, not the notes</w:t>
+          </w:r>
+        </w:ins>
+      </w:hyperlink>
       <w:ins w:id="10" w:author="PR Preview" w:date="2026-01-01T00:00:00Z">
         <w:r>
           <w:t xml:space="preserve"> </w:t>
@@ -1106,7 +1111,7 @@
       </w:ins>
       <w:ins w:id="11" w:author="PR Preview" w:date="2026-01-01T00:00:00Z">
         <w:r>
-          <w:t xml:space="preserve">“the statistics notes define this”</w:t>
+          <w:t xml:space="preserve">explains.</w:t>
         </w:r>
       </w:ins>
       <w:ins w:id="12" w:author="PR Preview" w:date="2026-01-01T00:00:00Z">
@@ -1116,87 +1121,37 @@
       </w:ins>
       <w:ins w:id="13" w:author="PR Preview" w:date="2026-01-01T00:00:00Z">
         <w:r>
-          <w:t xml:space="preserve">or</w:t>
+          <w:t xml:space="preserve">The ✅ example below omits the link only because this guide has no page for the term.</w:t>
         </w:r>
       </w:ins>
+    </w:p>
+    <w:p>
+      <w:pPr>
+        <w:pStyle w:val="BlockText"/>
+      </w:pPr>
       <w:ins w:id="14" w:author="PR Preview" w:date="2026-01-01T00:00:00Z">
         <w:r>
-          <w:t xml:space="preserve"> </w:t>
+          <w:t xml:space="preserve">❌ The statistics notes define the training error as the average loss on the fitted data.</w:t>
         </w:r>
       </w:ins>
+    </w:p>
+    <w:p>
+      <w:pPr>
+        <w:pStyle w:val="BlockText"/>
+      </w:pPr>
       <w:ins w:id="15" w:author="PR Preview" w:date="2026-01-01T00:00:00Z">
-        <w:r>
-          <w:t xml:space="preserve">“these pages are the home of the shared definitions”</w:t>
-        </w:r>
-      </w:ins>
-      <w:ins w:id="16" w:author="PR Preview" w:date="2026-01-01T00:00:00Z">
-        <w:r>
-          <w:t xml:space="preserve"> </w:t>
-        </w:r>
-      </w:ins>
-      <w:ins w:id="17" w:author="PR Preview" w:date="2026-01-01T00:00:00Z">
-        <w:r>
-          <w:t xml:space="preserve">describe the structure of the document and teach the reader nothing about the subject.</w:t>
-        </w:r>
-      </w:ins>
-    </w:p>
-    <w:p>
-      <w:pPr>
-        <w:pStyle w:val="BlockText"/>
-      </w:pPr>
-      <w:ins w:id="18" w:author="PR Preview" w:date="2026-01-01T00:00:00Z">
-        <w:r>
-          <w:t xml:space="preserve">❌ The statistics notes are the home of the shared error definitions, and they link to the matching pages.</w:t>
-        </w:r>
-      </w:ins>
-    </w:p>
-    <w:p>
-      <w:pPr>
-        <w:pStyle w:val="BlockText"/>
-      </w:pPr>
-      <w:ins w:id="19" w:author="PR Preview" w:date="2026-01-01T00:00:00Z">
         <w:r>
           <w:t xml:space="preserve">✅ The training error is the average loss on the data used to fit the model.</w:t>
         </w:r>
       </w:ins>
-      <w:ins w:id="20" w:author="PR Preview" w:date="2026-01-01T00:00:00Z">
-        <w:r>
-          <w:t xml:space="preserve"> </w:t>
-        </w:r>
-      </w:ins>
-      <w:ins w:id="21" w:author="PR Preview" w:date="2026-01-01T00:00:00Z">
-        <w:r>
-          <w:t xml:space="preserve">(In a real document, link</w:t>
-        </w:r>
-      </w:ins>
-      <w:ins w:id="22" w:author="PR Preview" w:date="2026-01-01T00:00:00Z">
-        <w:r>
-          <w:t xml:space="preserve"> </w:t>
-        </w:r>
-      </w:ins>
-      <w:ins w:id="23" w:author="PR Preview" w:date="2026-01-01T00:00:00Z">
-        <w:r>
-          <w:t xml:space="preserve">“training error”</w:t>
-        </w:r>
-      </w:ins>
-      <w:ins w:id="24" w:author="PR Preview" w:date="2026-01-01T00:00:00Z">
-        <w:r>
-          <w:t xml:space="preserve"> </w:t>
-        </w:r>
-      </w:ins>
-      <w:ins w:id="25" w:author="PR Preview" w:date="2026-01-01T00:00:00Z">
-        <w:r>
-          <w:t xml:space="preserve">to its definition.)</w:t>
-        </w:r>
-      </w:ins>
-    </w:p>
-    <w:bookmarkEnd w:id="17"/>
-    <w:bookmarkStart w:id="18" w:name="lead-with-the-subject"/>
+    </w:p>
+    <w:bookmarkEnd w:id="18"/>
+    <w:bookmarkStart w:id="19" w:name="lead-with-the-subject"/>
     <w:p>
       <w:pPr>
         <w:pStyle w:val="Heading2"/>
       </w:pPr>
-      <w:ins w:id="26" w:author="PR Preview" w:date="2026-01-01T00:00:00Z">
+      <w:ins w:id="16" w:author="PR Preview" w:date="2026-01-01T00:00:00Z">
         <w:r>
           <w:t xml:space="preserve">5 Lead with the subject</w:t>
         </w:r>
@@ -1324,13 +1279,13 @@
         <w:t xml:space="preserve">.</w:t>
       </w:r>
     </w:p>
-    <w:bookmarkEnd w:id="18"/>
-    <w:bookmarkStart w:id="20" w:name="limit-complex-sentence-structures"/>
+    <w:bookmarkEnd w:id="19"/>
+    <w:bookmarkStart w:id="21" w:name="limit-complex-sentence-structures"/>
     <w:p>
       <w:pPr>
         <w:pStyle w:val="Heading2"/>
       </w:pPr>
-      <w:del w:id="27" w:author="PR Preview" w:date="2026-01-01T00:00:00Z">
+      <w:del w:id="17" w:author="PR Preview" w:date="2026-01-01T00:00:00Z">
         <w:r>
           <w:delText xml:space="preserve">5 Limit complex sentence structures</w:delText>
         </w:r>
@@ -1340,7 +1295,7 @@
       <w:pPr>
         <w:pStyle w:val="Heading2"/>
       </w:pPr>
-      <w:ins w:id="28" w:author="PR Preview" w:date="2026-01-01T00:00:00Z">
+      <w:ins w:id="18" w:author="PR Preview" w:date="2026-01-01T00:00:00Z">
         <w:r>
           <w:t xml:space="preserve">6 Limit complex sentence structures</w:t>
         </w:r>
@@ -1446,7 +1401,7 @@
         <w:t xml:space="preserve">each carrying one main idea.</w:t>
       </w:r>
     </w:p>
-    <w:bookmarkStart w:id="19" w:name="exm-nested-clauses"/>
+    <w:bookmarkStart w:id="20" w:name="exm-nested-clauses"/>
     <w:p>
       <w:pPr>
         <w:pStyle w:val="BodyText"/>
@@ -1507,14 +1462,14 @@
         <w:t xml:space="preserve">so the reader can absorb each idea before moving on.</w:t>
       </w:r>
     </w:p>
-    <w:bookmarkEnd w:id="19"/>
     <w:bookmarkEnd w:id="20"/>
-    <w:bookmarkStart w:id="22" w:name="X831e99641ea6e3d916f49fb78be48dc576ff061"/>
+    <w:bookmarkEnd w:id="21"/>
+    <w:bookmarkStart w:id="23" w:name="X831e99641ea6e3d916f49fb78be48dc576ff061"/>
     <w:p>
       <w:pPr>
         <w:pStyle w:val="Heading2"/>
       </w:pPr>
-      <w:del w:id="29" w:author="PR Preview" w:date="2026-01-01T00:00:00Z">
+      <w:del w:id="19" w:author="PR Preview" w:date="2026-01-01T00:00:00Z">
         <w:r>
           <w:delText xml:space="preserve">6 Do not rule out readings no reader would make</w:delText>
         </w:r>
@@ -1524,7 +1479,7 @@
       <w:pPr>
         <w:pStyle w:val="Heading2"/>
       </w:pPr>
-      <w:ins w:id="30" w:author="PR Preview" w:date="2026-01-01T00:00:00Z">
+      <w:ins w:id="20" w:author="PR Preview" w:date="2026-01-01T00:00:00Z">
         <w:r>
           <w:t xml:space="preserve">7 Do not rule out readings no reader would make</w:t>
         </w:r>
@@ -1568,7 +1523,7 @@
         <w:t xml:space="preserve">and can plant the confusion it was meant to prevent.</w:t>
       </w:r>
     </w:p>
-    <w:bookmarkStart w:id="21" w:name="exm-gratuitous-disclaimer"/>
+    <w:bookmarkStart w:id="22" w:name="exm-gratuitous-disclaimer"/>
     <w:p>
       <w:pPr>
         <w:pStyle w:val="BodyText"/>
@@ -1653,7 +1608,7 @@
         <w:t xml:space="preserve">that the reader would not otherwise have considered.</w:t>
       </w:r>
     </w:p>
-    <w:bookmarkEnd w:id="21"/>
+    <w:bookmarkEnd w:id="22"/>
     <w:p>
       <w:pPr>
         <w:pStyle w:val="BodyText"/>
@@ -1724,13 +1679,13 @@
         <w:t xml:space="preserve">a report for clinicians might.</w:t>
       </w:r>
     </w:p>
-    <w:bookmarkEnd w:id="22"/>
-    <w:bookmarkStart w:id="24" w:name="avoid-double-negatives"/>
+    <w:bookmarkEnd w:id="23"/>
+    <w:bookmarkStart w:id="25" w:name="avoid-double-negatives"/>
     <w:p>
       <w:pPr>
         <w:pStyle w:val="Heading2"/>
       </w:pPr>
-      <w:del w:id="31" w:author="PR Preview" w:date="2026-01-01T00:00:00Z">
+      <w:del w:id="21" w:author="PR Preview" w:date="2026-01-01T00:00:00Z">
         <w:r>
           <w:delText xml:space="preserve">7 Avoid double negatives</w:delText>
         </w:r>
@@ -1740,7 +1695,7 @@
       <w:pPr>
         <w:pStyle w:val="Heading2"/>
       </w:pPr>
-      <w:ins w:id="32" w:author="PR Preview" w:date="2026-01-01T00:00:00Z">
+      <w:ins w:id="22" w:author="PR Preview" w:date="2026-01-01T00:00:00Z">
         <w:r>
           <w:t xml:space="preserve">8 Avoid double negatives</w:t>
         </w:r>
@@ -1854,7 +1809,7 @@
         <w:t xml:space="preserve">and it is the standard wording for a test result.</w:t>
       </w:r>
     </w:p>
-    <w:bookmarkStart w:id="23" w:name="exm-double-negative"/>
+    <w:bookmarkStart w:id="24" w:name="exm-double-negative"/>
     <w:p>
       <w:pPr>
         <w:pStyle w:val="BodyText"/>
@@ -1944,14 +1899,14 @@
         <w:t xml:space="preserve">Choose the one you mean.</w:t>
       </w:r>
     </w:p>
-    <w:bookmarkEnd w:id="23"/>
     <w:bookmarkEnd w:id="24"/>
-    <w:bookmarkStart w:id="27" w:name="Xa757197b9b942a803dc05820332a104a8aaeee4"/>
+    <w:bookmarkEnd w:id="25"/>
+    <w:bookmarkStart w:id="28" w:name="Xa757197b9b942a803dc05820332a104a8aaeee4"/>
     <w:p>
       <w:pPr>
         <w:pStyle w:val="Heading2"/>
       </w:pPr>
-      <w:del w:id="33" w:author="PR Preview" w:date="2026-01-01T00:00:00Z">
+      <w:del w:id="23" w:author="PR Preview" w:date="2026-01-01T00:00:00Z">
         <w:r>
           <w:delText xml:space="preserve">8 Write about the subject, not about the text</w:delText>
         </w:r>
@@ -1961,7 +1916,7 @@
       <w:pPr>
         <w:pStyle w:val="Heading2"/>
       </w:pPr>
-      <w:ins w:id="34" w:author="PR Preview" w:date="2026-01-01T00:00:00Z">
+      <w:ins w:id="24" w:author="PR Preview" w:date="2026-01-01T00:00:00Z">
         <w:r>
           <w:t xml:space="preserve">9 Write about the subject, not about the text</w:t>
         </w:r>
@@ -2039,7 +1994,7 @@
       <w:r>
         <w:t xml:space="preserve"> </w:t>
       </w:r>
-      <w:hyperlink r:id="rId25">
+      <w:hyperlink r:id="rId26">
         <w:r>
           <w:rPr>
             <w:rStyle w:val="Hyperlink"/>
@@ -2063,7 +2018,7 @@
         <w:t xml:space="preserve">.</w:t>
       </w:r>
     </w:p>
-    <w:bookmarkStart w:id="26" w:name="exm-self-referential"/>
+    <w:bookmarkStart w:id="27" w:name="exm-self-referential"/>
     <w:p>
       <w:pPr>
         <w:pStyle w:val="BodyText"/>
@@ -2162,14 +2117,14 @@
         <w:t xml:space="preserve">instead of saying that it changes something.</w:t>
       </w:r>
     </w:p>
-    <w:bookmarkEnd w:id="26"/>
     <w:bookmarkEnd w:id="27"/>
-    <w:bookmarkStart w:id="29" w:name="do-not-overexplain"/>
+    <w:bookmarkEnd w:id="28"/>
+    <w:bookmarkStart w:id="30" w:name="do-not-overexplain"/>
     <w:p>
       <w:pPr>
         <w:pStyle w:val="Heading2"/>
       </w:pPr>
-      <w:del w:id="35" w:author="PR Preview" w:date="2026-01-01T00:00:00Z">
+      <w:del w:id="25" w:author="PR Preview" w:date="2026-01-01T00:00:00Z">
         <w:r>
           <w:delText xml:space="preserve">9 Do not overexplain</w:delText>
         </w:r>
@@ -2179,7 +2134,7 @@
       <w:pPr>
         <w:pStyle w:val="Heading2"/>
       </w:pPr>
-      <w:ins w:id="36" w:author="PR Preview" w:date="2026-01-01T00:00:00Z">
+      <w:ins w:id="26" w:author="PR Preview" w:date="2026-01-01T00:00:00Z">
         <w:r>
           <w:t xml:space="preserve">10 Do not overexplain</w:t>
         </w:r>
@@ -2199,7 +2154,7 @@
         <w:t xml:space="preserve">Cut a qualifier, a restatement or a reason that the words before it already imply.</w:t>
       </w:r>
     </w:p>
-    <w:bookmarkStart w:id="28" w:name="exm-overexplain"/>
+    <w:bookmarkStart w:id="29" w:name="exm-overexplain"/>
     <w:p>
       <w:pPr>
         <w:pStyle w:val="BodyText"/>
@@ -2260,14 +2215,14 @@
         <w:t xml:space="preserve">The second is complete.</w:t>
       </w:r>
     </w:p>
-    <w:bookmarkEnd w:id="28"/>
     <w:bookmarkEnd w:id="29"/>
-    <w:bookmarkStart w:id="36" w:name="put-lists-in-bullet-points"/>
+    <w:bookmarkEnd w:id="30"/>
+    <w:bookmarkStart w:id="37" w:name="put-lists-in-bullet-points"/>
     <w:p>
       <w:pPr>
         <w:pStyle w:val="Heading2"/>
       </w:pPr>
-      <w:del w:id="37" w:author="PR Preview" w:date="2026-01-01T00:00:00Z">
+      <w:del w:id="27" w:author="PR Preview" w:date="2026-01-01T00:00:00Z">
         <w:r>
           <w:delText xml:space="preserve">10 Put lists in bullet points</w:delText>
         </w:r>
@@ -2277,7 +2232,7 @@
       <w:pPr>
         <w:pStyle w:val="Heading2"/>
       </w:pPr>
-      <w:ins w:id="38" w:author="PR Preview" w:date="2026-01-01T00:00:00Z">
+      <w:ins w:id="28" w:author="PR Preview" w:date="2026-01-01T00:00:00Z">
         <w:r>
           <w:t xml:space="preserve">11 Put lists in bullet points</w:t>
         </w:r>
@@ -2468,7 +2423,7 @@
         <w:t xml:space="preserve">.</w:t>
       </w:r>
     </w:p>
-    <w:bookmarkStart w:id="30" w:name="exm-bullet-lists"/>
+    <w:bookmarkStart w:id="31" w:name="exm-bullet-lists"/>
     <w:p>
       <w:pPr>
         <w:pStyle w:val="FirstParagraph"/>
@@ -2553,8 +2508,8 @@
         <w:t xml:space="preserve">so the reader sees at a glance that there are three.</w:t>
       </w:r>
     </w:p>
-    <w:bookmarkEnd w:id="30"/>
-    <w:bookmarkStart w:id="34" w:name="exm-resource-lists"/>
+    <w:bookmarkEnd w:id="31"/>
+    <w:bookmarkStart w:id="35" w:name="exm-resource-lists"/>
     <w:p>
       <w:pPr>
         <w:pStyle w:val="BodyText"/>
@@ -2583,7 +2538,7 @@
       <w:r>
         <w:t xml:space="preserve"> </w:t>
       </w:r>
-      <w:hyperlink r:id="rId31">
+      <w:hyperlink r:id="rId32">
         <w:r>
           <w:rPr>
             <w:rStyle w:val="Hyperlink"/>
@@ -2597,7 +2552,7 @@
       <w:r>
         <w:t xml:space="preserve"> </w:t>
       </w:r>
-      <w:hyperlink r:id="rId32">
+      <w:hyperlink r:id="rId33">
         <w:r>
           <w:rPr>
             <w:rStyle w:val="Hyperlink"/>
@@ -2631,7 +2586,7 @@
       <w:r>
         <w:t xml:space="preserve"> </w:t>
       </w:r>
-      <w:hyperlink r:id="rId31">
+      <w:hyperlink r:id="rId32">
         <w:r>
           <w:rPr>
             <w:rStyle w:val="Hyperlink"/>
@@ -2657,7 +2612,7 @@
       <w:r>
         <w:t xml:space="preserve"> </w:t>
       </w:r>
-      <w:hyperlink r:id="rId32">
+      <w:hyperlink r:id="rId33">
         <w:r>
           <w:rPr>
             <w:rStyle w:val="Hyperlink"/>
@@ -2679,7 +2634,7 @@
       <w:r>
         <w:t xml:space="preserve"> </w:t>
       </w:r>
-      <w:hyperlink r:id="rId33">
+      <w:hyperlink r:id="rId34">
         <w:r>
           <w:rPr>
             <w:rStyle w:val="Hyperlink"/>
@@ -2703,8 +2658,8 @@
         <w:t xml:space="preserve">so the reader can pick one without parsing the paragraph.</w:t>
       </w:r>
     </w:p>
-    <w:bookmarkEnd w:id="34"/>
-    <w:bookmarkStart w:id="35" w:name="exm-numbered-lists"/>
+    <w:bookmarkEnd w:id="35"/>
+    <w:bookmarkStart w:id="36" w:name="exm-numbered-lists"/>
     <w:p>
       <w:pPr>
         <w:pStyle w:val="BodyText"/>
@@ -2811,14 +2766,14 @@
         <w:t xml:space="preserve">and the loop condition moves into the introducing sentence.</w:t>
       </w:r>
     </w:p>
-    <w:bookmarkEnd w:id="35"/>
     <w:bookmarkEnd w:id="36"/>
-    <w:bookmarkStart w:id="44" w:name="examples-of-concise-writing"/>
+    <w:bookmarkEnd w:id="37"/>
+    <w:bookmarkStart w:id="45" w:name="examples-of-concise-writing"/>
     <w:p>
       <w:pPr>
         <w:pStyle w:val="Heading2"/>
       </w:pPr>
-      <w:del w:id="39" w:author="PR Preview" w:date="2026-01-01T00:00:00Z">
+      <w:del w:id="29" w:author="PR Preview" w:date="2026-01-01T00:00:00Z">
         <w:r>
           <w:delText xml:space="preserve">11 Examples of concise writing</w:delText>
         </w:r>
@@ -2828,7 +2783,7 @@
       <w:pPr>
         <w:pStyle w:val="Heading2"/>
       </w:pPr>
-      <w:ins w:id="40" w:author="PR Preview" w:date="2026-01-01T00:00:00Z">
+      <w:ins w:id="30" w:author="PR Preview" w:date="2026-01-01T00:00:00Z">
         <w:r>
           <w:t xml:space="preserve">12 Examples of concise writing</w:t>
         </w:r>
@@ -2922,8 +2877,8 @@
         <w:t xml:space="preserve">.</w:t>
       </w:r>
     </w:p>
-    <w:bookmarkStart w:id="43" w:name="refs"/>
-    <w:bookmarkStart w:id="38" w:name="ref-strunk1920elements"/>
+    <w:bookmarkStart w:id="44" w:name="refs"/>
+    <w:bookmarkStart w:id="39" w:name="ref-strunk1920elements"/>
     <w:p>
       <w:pPr>
         <w:pStyle w:val="Bibliography"/>
@@ -2947,7 +2902,7 @@
       <w:r>
         <w:t xml:space="preserve"> </w:t>
       </w:r>
-      <w:hyperlink r:id="rId37">
+      <w:hyperlink r:id="rId38">
         <w:r>
           <w:rPr>
             <w:rStyle w:val="Hyperlink"/>
@@ -2959,8 +2914,8 @@
         <w:t xml:space="preserve">.</w:t>
       </w:r>
     </w:p>
-    <w:bookmarkEnd w:id="38"/>
-    <w:bookmarkStart w:id="40" w:name="ref-hemingway_style"/>
+    <w:bookmarkEnd w:id="39"/>
+    <w:bookmarkStart w:id="41" w:name="ref-hemingway_style"/>
     <w:p>
       <w:pPr>
         <w:pStyle w:val="Bibliography"/>
@@ -3019,7 +2974,7 @@
       <w:r>
         <w:t xml:space="preserve"> </w:t>
       </w:r>
-      <w:hyperlink r:id="rId39">
+      <w:hyperlink r:id="rId40">
         <w:r>
           <w:rPr>
             <w:rStyle w:val="Hyperlink"/>
@@ -3031,8 +2986,8 @@
         <w:t xml:space="preserve">.</w:t>
       </w:r>
     </w:p>
-    <w:bookmarkEnd w:id="40"/>
-    <w:bookmarkStart w:id="42" w:name="ref-caesar_gallic"/>
+    <w:bookmarkEnd w:id="41"/>
+    <w:bookmarkStart w:id="43" w:name="ref-caesar_gallic"/>
     <w:p>
       <w:pPr>
         <w:pStyle w:val="Bibliography"/>
@@ -3091,7 +3046,7 @@
       <w:r>
         <w:t xml:space="preserve"> </w:t>
       </w:r>
-      <w:hyperlink r:id="rId41">
+      <w:hyperlink r:id="rId42">
         <w:r>
           <w:rPr>
             <w:rStyle w:val="Hyperlink"/>
@@ -3103,9 +3058,9 @@
         <w:t xml:space="preserve">.</w:t>
       </w:r>
     </w:p>
-    <w:bookmarkEnd w:id="42"/>
     <w:bookmarkEnd w:id="43"/>
     <w:bookmarkEnd w:id="44"/>
+    <w:bookmarkEnd w:id="45"/>
     <w:sectPr>
       <w:footnotePr>
         <w:numRestart w:val="eachSect"/>
